--- a/eng/docx/35.content.docx
+++ b/eng/docx/35.content.docx
@@ -1279,7 +1279,13 @@
         <w:rPr>
           <w:lang w:val="en_US" w:bidi="en_US"/>
         </w:rPr>
-        <w:t>This chapter is a prophetic lament dialogue: the prophet complains about injustice, Yahweh announces the Chaldean invasion, then the prophet protests again. See: [[rc://*/tw/dict/bible/kt/lament]]</w:t>
+        <w:t xml:space="preserve">This chapter is a prophetic lament dialogue: the prophet complains about injustice, Yahweh announces the Chaldean invasion, then the prophet protests again. See: </w:t>
+      </w:r>
+      <w:r>
+        <w:rPr>
+          <w:lang w:val="en_US" w:bidi="en_US"/>
+        </w:rPr>
+        <w:t>lament, lamentation</w:t>
       </w:r>
       <w:r>
         <w:rPr>
